--- a/test_sets/deals/packet_2_apex_precision_renegotiate/Apex_Precision_Dynamics_Draft_Purchase_Agreement.docx
+++ b/test_sets/deals/packet_2_apex_precision_renegotiate/Apex_Precision_Dynamics_Draft_Purchase_Agreement.docx
@@ -43,7 +43,7 @@
         <w:br/>
         <w:t>• Recommended Purchase Price Reduction: -$3,650,000 (-23.2% downward adjustment)</w:t>
         <w:br/>
-        <w:t>• Special Escrow Holdback: $1,500,000 indemnity escrow tied to Boeing Tier-1 contract renewal in Q4 2026.</w:t>
+        <w:t>• Special Escrow Holdback: $1,500,000 indemnity escrow tied to VanArsdel Aerostructures Tier-1 contract renewal in Q4 2026.</w:t>
       </w:r>
     </w:p>
     <w:sectPr>
